--- a/fuentes/12270048_CF01_DU.docx
+++ b/fuentes/12270048_CF01_DU.docx
@@ -13465,15 +13465,12 @@
         <w:ind w:firstLine="0"/>
       </w:pPr>
       <w:r>
-        <w:rPr>
-          <w:noProof/>
-        </w:rPr>
         <w:lastRenderedPageBreak/>
         <w:drawing>
-          <wp:inline distT="0" distB="0" distL="0" distR="0" wp14:anchorId="087118A7" wp14:editId="4571165E">
-            <wp:extent cx="6346556" cy="3596509"/>
-            <wp:effectExtent l="0" t="0" r="0" b="4445"/>
-            <wp:docPr id="1" name="Gráfico 1" descr="El mapa conceptual titulado “Marco normativo y generalidades del TLC” organiza el tema central en tres ejes temáticos: acuerdos comerciales TLC con Estados Unidos, trato nacional y normatividad aduanera, y reglas de origen e Incoterms.&#10;Cada eje temático desarrolla sus aspectos clave, desde el concepto, funciones, operatividad y requisitos para ambos países vinculados en este acuerdo binacional.&#10;"/>
+          <wp:inline distT="0" distB="0" distL="0" distR="0" wp14:anchorId="28EB1DE3" wp14:editId="59C450B4">
+            <wp:extent cx="6332220" cy="3553460"/>
+            <wp:effectExtent l="0" t="0" r="0" b="8890"/>
+            <wp:docPr id="3" name="Gráfico 3" descr="El mapa conceptual titulado “Marco normativo y generalidades del TLC” organiza el tema central en tres ejes temáticos: acuerdos comerciales TLC con Estados Unidos, trato nacional y normatividad aduanera, y reglas de origen e Incoterms.&#10;Cada eje temático desarrolla sus aspectos clave, desde el concepto, funciones, operatividad y requisitos para ambos países vinculados en este acuerdo binacional.&#10;"/>
             <wp:cNvGraphicFramePr>
               <a:graphicFrameLocks xmlns:a="http://schemas.openxmlformats.org/drawingml/2006/main" noChangeAspect="1"/>
             </wp:cNvGraphicFramePr>
@@ -13481,7 +13478,7 @@
               <a:graphicData uri="http://schemas.openxmlformats.org/drawingml/2006/picture">
                 <pic:pic xmlns:pic="http://schemas.openxmlformats.org/drawingml/2006/picture">
                   <pic:nvPicPr>
-                    <pic:cNvPr id="1" name="Gráfico 1" descr="El mapa conceptual titulado “Marco normativo y generalidades del TLC” organiza el tema central en tres ejes temáticos: acuerdos comerciales TLC con Estados Unidos, trato nacional y normatividad aduanera, y reglas de origen e Incoterms.&#10;Cada eje temático desarrolla sus aspectos clave, desde el concepto, funciones, operatividad y requisitos para ambos países vinculados en este acuerdo binacional.&#10;"/>
+                    <pic:cNvPr id="3" name="Gráfico 3" descr="El mapa conceptual titulado “Marco normativo y generalidades del TLC” organiza el tema central en tres ejes temáticos: acuerdos comerciales TLC con Estados Unidos, trato nacional y normatividad aduanera, y reglas de origen e Incoterms.&#10;Cada eje temático desarrolla sus aspectos clave, desde el concepto, funciones, operatividad y requisitos para ambos países vinculados en este acuerdo binacional.&#10;"/>
                     <pic:cNvPicPr/>
                   </pic:nvPicPr>
                   <pic:blipFill>
@@ -13499,7 +13496,7 @@
                   <pic:spPr>
                     <a:xfrm>
                       <a:off x="0" y="0"/>
-                      <a:ext cx="6371187" cy="3610467"/>
+                      <a:ext cx="6332220" cy="3553460"/>
                     </a:xfrm>
                     <a:prstGeom prst="rect">
                       <a:avLst/>
@@ -13511,6 +13508,11 @@
           </wp:inline>
         </w:drawing>
       </w:r>
+    </w:p>
+    <w:p>
+      <w:pPr>
+        <w:ind w:firstLine="0"/>
+      </w:pPr>
     </w:p>
     <w:p>
       <w:pPr>
@@ -21284,17 +21286,6 @@
 </file>
 
 <file path=customXml/item1.xml><?xml version="1.0" encoding="utf-8"?>
-<p:properties xmlns:p="http://schemas.microsoft.com/office/2006/metadata/properties" xmlns:xsi="http://www.w3.org/2001/XMLSchema-instance" xmlns:pc="http://schemas.microsoft.com/office/infopath/2007/PartnerControls">
-  <documentManagement>
-    <TaxCatchAll xmlns="13c90a0b-73bc-4dc0-be5f-28d77b615beb" xsi:nil="true"/>
-    <lcf76f155ced4ddcb4097134ff3c332f xmlns="13c93bba-48ce-428c-bfe5-88b42c19b028">
-      <Terms xmlns="http://schemas.microsoft.com/office/infopath/2007/PartnerControls"/>
-    </lcf76f155ced4ddcb4097134ff3c332f>
-  </documentManagement>
-</p:properties>
-</file>
-
-<file path=customXml/item2.xml><?xml version="1.0" encoding="utf-8"?>
 <ct:contentTypeSchema xmlns:ct="http://schemas.microsoft.com/office/2006/metadata/contentType" xmlns:ma="http://schemas.microsoft.com/office/2006/metadata/properties/metaAttributes" ct:_="" ma:_="" ma:contentTypeName="Documento" ma:contentTypeID="0x0101006A81D6BD42E8DF4C91013959704817E1" ma:contentTypeVersion="15" ma:contentTypeDescription="Crear nuevo documento." ma:contentTypeScope="" ma:versionID="bf4f72ffd194f0963ff564daca6869f7">
   <xsd:schema xmlns:xsd="http://www.w3.org/2001/XMLSchema" xmlns:xs="http://www.w3.org/2001/XMLSchema" xmlns:p="http://schemas.microsoft.com/office/2006/metadata/properties" xmlns:ns2="13c90a0b-73bc-4dc0-be5f-28d77b615beb" xmlns:ns3="13c93bba-48ce-428c-bfe5-88b42c19b028" targetNamespace="http://schemas.microsoft.com/office/2006/metadata/properties" ma:root="true" ma:fieldsID="8718d6f4873a5b1392a45044efa78385" ns2:_="" ns3:_="">
     <xsd:import namespace="13c90a0b-73bc-4dc0-be5f-28d77b615beb"/>
@@ -21529,11 +21520,18 @@
 </ct:contentTypeSchema>
 </file>
 
-<file path=customXml/item3.xml><?xml version="1.0" encoding="utf-8"?>
-<b:Sources xmlns:b="http://schemas.openxmlformats.org/officeDocument/2006/bibliography" xmlns="http://schemas.openxmlformats.org/officeDocument/2006/bibliography" SelectedStyle="\APASixthEditionOfficeOnline.xsl" StyleName="APA" Version="6"/>
+<file path=customXml/item2.xml><?xml version="1.0" encoding="utf-8"?>
+<p:properties xmlns:p="http://schemas.microsoft.com/office/2006/metadata/properties" xmlns:xsi="http://www.w3.org/2001/XMLSchema-instance" xmlns:pc="http://schemas.microsoft.com/office/infopath/2007/PartnerControls">
+  <documentManagement>
+    <TaxCatchAll xmlns="13c90a0b-73bc-4dc0-be5f-28d77b615beb" xsi:nil="true"/>
+    <lcf76f155ced4ddcb4097134ff3c332f xmlns="13c93bba-48ce-428c-bfe5-88b42c19b028">
+      <Terms xmlns="http://schemas.microsoft.com/office/infopath/2007/PartnerControls"/>
+    </lcf76f155ced4ddcb4097134ff3c332f>
+  </documentManagement>
+</p:properties>
 </file>
 
-<file path=customXml/item4.xml><?xml version="1.0" encoding="utf-8"?>
+<file path=customXml/item3.xml><?xml version="1.0" encoding="utf-8"?>
 <?mso-contentType ?>
 <FormTemplates xmlns="http://schemas.microsoft.com/sharepoint/v3/contenttype/forms">
   <Display>DocumentLibraryForm</Display>
@@ -21542,18 +21540,11 @@
 </FormTemplates>
 </file>
 
-<file path=customXml/itemProps1.xml><?xml version="1.0" encoding="utf-8"?>
-<ds:datastoreItem xmlns:ds="http://schemas.openxmlformats.org/officeDocument/2006/customXml" ds:itemID="{1279454D-02BE-4A9C-A117-DCD1573E2608}">
-  <ds:schemaRefs>
-    <ds:schemaRef ds:uri="http://schemas.microsoft.com/office/2006/metadata/properties"/>
-    <ds:schemaRef ds:uri="http://schemas.microsoft.com/office/infopath/2007/PartnerControls"/>
-    <ds:schemaRef ds:uri="13c90a0b-73bc-4dc0-be5f-28d77b615beb"/>
-    <ds:schemaRef ds:uri="13c93bba-48ce-428c-bfe5-88b42c19b028"/>
-  </ds:schemaRefs>
-</ds:datastoreItem>
+<file path=customXml/item4.xml><?xml version="1.0" encoding="utf-8"?>
+<b:Sources xmlns:b="http://schemas.openxmlformats.org/officeDocument/2006/bibliography" xmlns="http://schemas.openxmlformats.org/officeDocument/2006/bibliography" SelectedStyle="\APASixthEditionOfficeOnline.xsl" StyleName="APA" Version="6"/>
 </file>
 
-<file path=customXml/itemProps2.xml><?xml version="1.0" encoding="utf-8"?>
+<file path=customXml/itemProps1.xml><?xml version="1.0" encoding="utf-8"?>
 <ds:datastoreItem xmlns:ds="http://schemas.openxmlformats.org/officeDocument/2006/customXml" ds:itemID="{59065960-E0CA-4804-83B5-320CBCDCC160}">
   <ds:schemaRefs>
     <ds:schemaRef ds:uri="http://schemas.microsoft.com/office/2006/metadata/contentType"/>
@@ -21572,18 +21563,29 @@
 </ds:datastoreItem>
 </file>
 
+<file path=customXml/itemProps2.xml><?xml version="1.0" encoding="utf-8"?>
+<ds:datastoreItem xmlns:ds="http://schemas.openxmlformats.org/officeDocument/2006/customXml" ds:itemID="{1279454D-02BE-4A9C-A117-DCD1573E2608}">
+  <ds:schemaRefs>
+    <ds:schemaRef ds:uri="http://schemas.microsoft.com/office/2006/metadata/properties"/>
+    <ds:schemaRef ds:uri="http://schemas.microsoft.com/office/infopath/2007/PartnerControls"/>
+    <ds:schemaRef ds:uri="13c90a0b-73bc-4dc0-be5f-28d77b615beb"/>
+    <ds:schemaRef ds:uri="13c93bba-48ce-428c-bfe5-88b42c19b028"/>
+  </ds:schemaRefs>
+</ds:datastoreItem>
+</file>
+
 <file path=customXml/itemProps3.xml><?xml version="1.0" encoding="utf-8"?>
+<ds:datastoreItem xmlns:ds="http://schemas.openxmlformats.org/officeDocument/2006/customXml" ds:itemID="{10663269-2064-4804-8290-36D4A57F5557}">
+  <ds:schemaRefs>
+    <ds:schemaRef ds:uri="http://schemas.microsoft.com/sharepoint/v3/contenttype/forms"/>
+  </ds:schemaRefs>
+</ds:datastoreItem>
+</file>
+
+<file path=customXml/itemProps4.xml><?xml version="1.0" encoding="utf-8"?>
 <ds:datastoreItem xmlns:ds="http://schemas.openxmlformats.org/officeDocument/2006/customXml" ds:itemID="{EAE431FD-7059-4C09-804B-C9D69EB7B213}">
   <ds:schemaRefs>
     <ds:schemaRef ds:uri="http://schemas.openxmlformats.org/officeDocument/2006/bibliography"/>
   </ds:schemaRefs>
 </ds:datastoreItem>
-</file>
-
-<file path=customXml/itemProps4.xml><?xml version="1.0" encoding="utf-8"?>
-<ds:datastoreItem xmlns:ds="http://schemas.openxmlformats.org/officeDocument/2006/customXml" ds:itemID="{10663269-2064-4804-8290-36D4A57F5557}">
-  <ds:schemaRefs>
-    <ds:schemaRef ds:uri="http://schemas.microsoft.com/sharepoint/v3/contenttype/forms"/>
-  </ds:schemaRefs>
-</ds:datastoreItem>
 </file>